--- a/lab10/Testsuite/TS10_3.docx
+++ b/lab10/Testsuite/TS10_3.docx
@@ -141,8 +141,6 @@
               </w:rPr>
               <w:t>3</w:t>
             </w:r>
-            <w:bookmarkStart w:id="0" w:name="_GoBack"/>
-            <w:bookmarkEnd w:id="0"/>
           </w:p>
         </w:tc>
       </w:tr>
@@ -897,6 +895,7 @@
                 <w:lang w:val="en-US"/>
               </w:rPr>
             </w:pPr>
+            <w:bookmarkStart w:id="0" w:name="_GoBack" w:colFirst="4" w:colLast="4"/>
             <w:r>
               <w:rPr>
                 <w:rFonts w:hint="default" w:ascii="Times New Roman" w:hAnsi="Times New Roman" w:eastAsia="SimSun" w:cs="Times New Roman"/>
@@ -1032,6 +1031,15 @@
                 <w:lang w:val="en-US"/>
               </w:rPr>
             </w:pPr>
+            <w:r>
+              <w:rPr>
+                <w:rFonts w:hint="default" w:cs="Times New Roman"/>
+                <w:sz w:val="28"/>
+                <w:szCs w:val="28"/>
+                <w:lang w:val="en-US"/>
+              </w:rPr>
+              <w:t>passed</w:t>
+            </w:r>
           </w:p>
         </w:tc>
       </w:tr>
@@ -1213,6 +1221,15 @@
                 <w:lang w:val="en-US"/>
               </w:rPr>
             </w:pPr>
+            <w:r>
+              <w:rPr>
+                <w:rFonts w:hint="default" w:cs="Times New Roman"/>
+                <w:sz w:val="28"/>
+                <w:szCs w:val="28"/>
+                <w:lang w:val="en-US"/>
+              </w:rPr>
+              <w:t>passed</w:t>
+            </w:r>
           </w:p>
         </w:tc>
       </w:tr>
@@ -1394,6 +1411,15 @@
                 <w:lang w:val="en-US"/>
               </w:rPr>
             </w:pPr>
+            <w:r>
+              <w:rPr>
+                <w:rFonts w:hint="default" w:cs="Times New Roman"/>
+                <w:sz w:val="28"/>
+                <w:szCs w:val="28"/>
+                <w:lang w:val="en-US"/>
+              </w:rPr>
+              <w:t>passed</w:t>
+            </w:r>
           </w:p>
         </w:tc>
       </w:tr>
@@ -1575,6 +1601,15 @@
                 <w:lang w:val="en-US"/>
               </w:rPr>
             </w:pPr>
+            <w:r>
+              <w:rPr>
+                <w:rFonts w:hint="default" w:cs="Times New Roman"/>
+                <w:sz w:val="28"/>
+                <w:szCs w:val="28"/>
+                <w:lang w:val="en-US"/>
+              </w:rPr>
+              <w:t>passed</w:t>
+            </w:r>
           </w:p>
         </w:tc>
       </w:tr>
@@ -1756,6 +1791,15 @@
                 <w:lang w:val="en-US"/>
               </w:rPr>
             </w:pPr>
+            <w:r>
+              <w:rPr>
+                <w:rFonts w:hint="default" w:cs="Times New Roman"/>
+                <w:sz w:val="28"/>
+                <w:szCs w:val="28"/>
+                <w:lang w:val="en-US"/>
+              </w:rPr>
+              <w:t>passed</w:t>
+            </w:r>
           </w:p>
         </w:tc>
       </w:tr>
@@ -1937,9 +1981,19 @@
                 <w:lang w:val="en-US"/>
               </w:rPr>
             </w:pPr>
+            <w:r>
+              <w:rPr>
+                <w:rFonts w:hint="default" w:cs="Times New Roman"/>
+                <w:sz w:val="28"/>
+                <w:szCs w:val="28"/>
+                <w:lang w:val="en-US"/>
+              </w:rPr>
+              <w:t>passed</w:t>
+            </w:r>
           </w:p>
         </w:tc>
       </w:tr>
+      <w:bookmarkEnd w:id="0"/>
     </w:tbl>
     <w:p/>
     <w:sectPr>
@@ -2088,7 +2142,7 @@
               <w:sz w:val="16"/>
               <w:szCs w:val="16"/>
             </w:rPr>
-            <w:t>16:47:57</w:t>
+            <w:t>18:31:07</w:t>
           </w:r>
           <w:r>
             <w:rPr>
@@ -2261,14 +2315,6 @@
       <w:gridCol w:w="5171"/>
     </w:tblGrid>
     <w:tr>
-      <w:tblPrEx>
-        <w:tblCellMar>
-          <w:top w:w="0" w:type="dxa"/>
-          <w:left w:w="108" w:type="dxa"/>
-          <w:bottom w:w="0" w:type="dxa"/>
-          <w:right w:w="108" w:type="dxa"/>
-        </w:tblCellMar>
-      </w:tblPrEx>
       <w:tc>
         <w:tcPr>
           <w:tcW w:w="7393" w:type="dxa"/>
@@ -2372,7 +2418,7 @@
               <w:sz w:val="16"/>
               <w:szCs w:val="16"/>
             </w:rPr>
-            <w:t>16:47:57</w:t>
+            <w:t>18:31:07</w:t>
           </w:r>
           <w:r>
             <w:rPr>
@@ -2918,7 +2964,7 @@
     <w:lsdException w:unhideWhenUsed="0" w:uiPriority="0" w:semiHidden="0" w:name="toc 8"/>
     <w:lsdException w:unhideWhenUsed="0" w:uiPriority="0" w:semiHidden="0" w:name="toc 9"/>
     <w:lsdException w:unhideWhenUsed="0" w:uiPriority="0" w:semiHidden="0" w:name="Normal Indent"/>
-    <w:lsdException w:unhideWhenUsed="0" w:uiPriority="0" w:name="footnote text"/>
+    <w:lsdException w:qFormat="1" w:unhideWhenUsed="0" w:uiPriority="0" w:name="footnote text"/>
     <w:lsdException w:qFormat="1" w:unhideWhenUsed="0" w:uiPriority="0" w:name="annotation text"/>
     <w:lsdException w:qFormat="1" w:unhideWhenUsed="0" w:uiPriority="0" w:semiHidden="0" w:name="header"/>
     <w:lsdException w:qFormat="1" w:unhideWhenUsed="0" w:uiPriority="0" w:semiHidden="0" w:name="footer"/>
@@ -3162,6 +3208,7 @@
     <w:name w:val="footnote text"/>
     <w:basedOn w:val="1"/>
     <w:semiHidden/>
+    <w:qFormat/>
     <w:uiPriority w:val="0"/>
     <w:rPr>
       <w:sz w:val="20"/>
